--- a/doc9.docx
+++ b/doc9.docx
@@ -11,15 +11,87 @@
           <w:noProof/>
         </w:rPr>
         <w:drawing>
-          <wp:anchor distT="0" distB="0" distL="114300" distR="114300" simplePos="0" relativeHeight="251659264" behindDoc="1" locked="0" layoutInCell="1" allowOverlap="1" wp14:anchorId="1C113BAF" wp14:editId="6B89152D">
+          <wp:anchor distT="0" distB="0" distL="114300" distR="114300" simplePos="0" relativeHeight="251660288" behindDoc="1" locked="0" layoutInCell="1" allowOverlap="1" wp14:anchorId="478DCFE8" wp14:editId="262C07A0">
+            <wp:simplePos x="0" y="0"/>
+            <wp:positionH relativeFrom="column">
+              <wp:posOffset>2373630</wp:posOffset>
+            </wp:positionH>
+            <wp:positionV relativeFrom="paragraph">
+              <wp:posOffset>2077085</wp:posOffset>
+            </wp:positionV>
+            <wp:extent cx="1529715" cy="1860550"/>
+            <wp:effectExtent l="0" t="0" r="0" b="6350"/>
+            <wp:wrapTight wrapText="bothSides">
+              <wp:wrapPolygon edited="0">
+                <wp:start x="0" y="0"/>
+                <wp:lineTo x="0" y="21453"/>
+                <wp:lineTo x="21250" y="21453"/>
+                <wp:lineTo x="21250" y="0"/>
+                <wp:lineTo x="0" y="0"/>
+              </wp:wrapPolygon>
+            </wp:wrapTight>
+            <wp:docPr id="1306223394" name="Immagine 2" descr="Immagine che contiene testo, schermata, Carattere, documento&#10;&#10;Descrizione generata automaticamente"/>
+            <wp:cNvGraphicFramePr>
+              <a:graphicFrameLocks xmlns:a="http://schemas.openxmlformats.org/drawingml/2006/main" noChangeAspect="1"/>
+            </wp:cNvGraphicFramePr>
+            <a:graphic xmlns:a="http://schemas.openxmlformats.org/drawingml/2006/main">
+              <a:graphicData uri="http://schemas.openxmlformats.org/drawingml/2006/picture">
+                <pic:pic xmlns:pic="http://schemas.openxmlformats.org/drawingml/2006/picture">
+                  <pic:nvPicPr>
+                    <pic:cNvPr id="1306223394" name="Immagine 2" descr="Immagine che contiene testo, schermata, Carattere, documento&#10;&#10;Descrizione generata automaticamente"/>
+                    <pic:cNvPicPr/>
+                  </pic:nvPicPr>
+                  <pic:blipFill rotWithShape="1">
+                    <a:blip r:embed="rId4" cstate="print">
+                      <a:extLst>
+                        <a:ext uri="{28A0092B-C50C-407E-A947-70E740481C1C}">
+                          <a14:useLocalDpi xmlns:a14="http://schemas.microsoft.com/office/drawing/2010/main" val="0"/>
+                        </a:ext>
+                      </a:extLst>
+                    </a:blip>
+                    <a:srcRect b="16014"/>
+                    <a:stretch/>
+                  </pic:blipFill>
+                  <pic:spPr bwMode="auto">
+                    <a:xfrm>
+                      <a:off x="0" y="0"/>
+                      <a:ext cx="1529715" cy="1860550"/>
+                    </a:xfrm>
+                    <a:prstGeom prst="rect">
+                      <a:avLst/>
+                    </a:prstGeom>
+                    <a:ln>
+                      <a:noFill/>
+                    </a:ln>
+                    <a:extLst>
+                      <a:ext uri="{53640926-AAD7-44D8-BBD7-CCE9431645EC}">
+                        <a14:shadowObscured xmlns:a14="http://schemas.microsoft.com/office/drawing/2010/main"/>
+                      </a:ext>
+                    </a:extLst>
+                  </pic:spPr>
+                </pic:pic>
+              </a:graphicData>
+            </a:graphic>
+            <wp14:sizeRelV relativeFrom="margin">
+              <wp14:pctHeight>0</wp14:pctHeight>
+            </wp14:sizeRelV>
+          </wp:anchor>
+        </w:drawing>
+      </w:r>
+      <w:r>
+        <w:rPr>
+          <w:noProof/>
+        </w:rPr>
+        <w:drawing>
+          <wp:anchor distT="0" distB="0" distL="114300" distR="114300" simplePos="0" relativeHeight="251659264" behindDoc="1" locked="0" layoutInCell="1" allowOverlap="1" wp14:anchorId="1C113BAF" wp14:editId="5AD7F0D2">
             <wp:simplePos x="0" y="0"/>
             <wp:positionH relativeFrom="column">
               <wp:posOffset>2369820</wp:posOffset>
             </wp:positionH>
             <wp:positionV relativeFrom="paragraph">
-              <wp:posOffset>923703</wp:posOffset>
+              <wp:posOffset>923290</wp:posOffset>
             </wp:positionV>
-            <wp:extent cx="1529715" cy="1028065"/>
+            <wp:extent cx="1530000" cy="1028257"/>
             <wp:effectExtent l="0" t="0" r="0" b="635"/>
             <wp:wrapTight wrapText="bothSides">
               <wp:wrapPolygon edited="0">
@@ -42,7 +114,7 @@
                     <pic:cNvPicPr/>
                   </pic:nvPicPr>
                   <pic:blipFill>
-                    <a:blip r:embed="rId4">
+                    <a:blip r:embed="rId5">
                       <a:extLst>
                         <a:ext uri="{28A0092B-C50C-407E-A947-70E740481C1C}">
                           <a14:useLocalDpi xmlns:a14="http://schemas.microsoft.com/office/drawing/2010/main" val="0"/>
@@ -56,7 +128,7 @@
                   <pic:spPr>
                     <a:xfrm>
                       <a:off x="0" y="0"/>
-                      <a:ext cx="1529715" cy="1028065"/>
+                      <a:ext cx="1530000" cy="1028257"/>
                     </a:xfrm>
                     <a:prstGeom prst="rect">
                       <a:avLst/>
@@ -104,7 +176,7 @@
                     <pic:cNvPicPr/>
                   </pic:nvPicPr>
                   <pic:blipFill>
-                    <a:blip r:embed="rId5" cstate="print">
+                    <a:blip r:embed="rId6" cstate="print">
                       <a:extLst>
                         <a:ext uri="{28A0092B-C50C-407E-A947-70E740481C1C}">
                           <a14:useLocalDpi xmlns:a14="http://schemas.microsoft.com/office/drawing/2010/main" val="0"/>
@@ -150,7 +222,7 @@
                     <pic:cNvPicPr/>
                   </pic:nvPicPr>
                   <pic:blipFill>
-                    <a:blip r:embed="rId6" cstate="print">
+                    <a:blip r:embed="rId7" cstate="print">
                       <a:extLst>
                         <a:ext uri="{28A0092B-C50C-407E-A947-70E740481C1C}">
                           <a14:useLocalDpi xmlns:a14="http://schemas.microsoft.com/office/drawing/2010/main" val="0"/>
@@ -196,7 +268,7 @@
                     <pic:cNvPicPr/>
                   </pic:nvPicPr>
                   <pic:blipFill>
-                    <a:blip r:embed="rId7" cstate="print">
+                    <a:blip r:embed="rId8" cstate="print">
                       <a:extLst>
                         <a:ext uri="{28A0092B-C50C-407E-A947-70E740481C1C}">
                           <a14:useLocalDpi xmlns:a14="http://schemas.microsoft.com/office/drawing/2010/main" val="0"/>
@@ -242,7 +314,7 @@
                     <pic:cNvPicPr/>
                   </pic:nvPicPr>
                   <pic:blipFill>
-                    <a:blip r:embed="rId8" cstate="print">
+                    <a:blip r:embed="rId9" cstate="print">
                       <a:extLst>
                         <a:ext uri="{28A0092B-C50C-407E-A947-70E740481C1C}">
                           <a14:useLocalDpi xmlns:a14="http://schemas.microsoft.com/office/drawing/2010/main" val="0"/>
@@ -288,7 +360,7 @@
                     <pic:cNvPicPr/>
                   </pic:nvPicPr>
                   <pic:blipFill>
-                    <a:blip r:embed="rId9" cstate="print">
+                    <a:blip r:embed="rId10" cstate="print">
                       <a:extLst>
                         <a:ext uri="{28A0092B-C50C-407E-A947-70E740481C1C}">
                           <a14:useLocalDpi xmlns:a14="http://schemas.microsoft.com/office/drawing/2010/main" val="0"/>
@@ -334,7 +406,7 @@
                     <pic:cNvPicPr/>
                   </pic:nvPicPr>
                   <pic:blipFill>
-                    <a:blip r:embed="rId10" cstate="print">
+                    <a:blip r:embed="rId11" cstate="print">
                       <a:extLst>
                         <a:ext uri="{28A0092B-C50C-407E-A947-70E740481C1C}">
                           <a14:useLocalDpi xmlns:a14="http://schemas.microsoft.com/office/drawing/2010/main" val="0"/>
@@ -380,7 +452,7 @@
                     <pic:cNvPicPr/>
                   </pic:nvPicPr>
                   <pic:blipFill>
-                    <a:blip r:embed="rId11" cstate="print">
+                    <a:blip r:embed="rId12" cstate="print">
                       <a:extLst>
                         <a:ext uri="{28A0092B-C50C-407E-A947-70E740481C1C}">
                           <a14:useLocalDpi xmlns:a14="http://schemas.microsoft.com/office/drawing/2010/main" val="0"/>
@@ -426,7 +498,7 @@
                     <pic:cNvPicPr/>
                   </pic:nvPicPr>
                   <pic:blipFill>
-                    <a:blip r:embed="rId12" cstate="print">
+                    <a:blip r:embed="rId13" cstate="print">
                       <a:extLst>
                         <a:ext uri="{28A0092B-C50C-407E-A947-70E740481C1C}">
                           <a14:useLocalDpi xmlns:a14="http://schemas.microsoft.com/office/drawing/2010/main" val="0"/>
@@ -457,7 +529,7 @@
           <w:noProof/>
         </w:rPr>
         <w:drawing>
-          <wp:inline distT="0" distB="0" distL="0" distR="0" wp14:anchorId="25F9C1A9" wp14:editId="2A62DB7A">
+          <wp:inline distT="0" distB="0" distL="0" distR="0" wp14:anchorId="25F9C1A9" wp14:editId="0B51CF1C">
             <wp:extent cx="1530000" cy="1131031"/>
             <wp:effectExtent l="0" t="0" r="0" b="0"/>
             <wp:docPr id="321266850" name="Immagine 34" descr="Immagine che contiene testo, schermata, Carattere, cerchio&#10;&#10;Descrizione generata automaticamente"/>
@@ -472,7 +544,7 @@
                     <pic:cNvPicPr/>
                   </pic:nvPicPr>
                   <pic:blipFill>
-                    <a:blip r:embed="rId13" cstate="print">
+                    <a:blip r:embed="rId14" cstate="print">
                       <a:extLst>
                         <a:ext uri="{28A0092B-C50C-407E-A947-70E740481C1C}">
                           <a14:useLocalDpi xmlns:a14="http://schemas.microsoft.com/office/drawing/2010/main" val="0"/>
@@ -518,7 +590,7 @@
                     <pic:cNvPicPr/>
                   </pic:nvPicPr>
                   <pic:blipFill>
-                    <a:blip r:embed="rId14" cstate="print">
+                    <a:blip r:embed="rId15" cstate="print">
                       <a:extLst>
                         <a:ext uri="{28A0092B-C50C-407E-A947-70E740481C1C}">
                           <a14:useLocalDpi xmlns:a14="http://schemas.microsoft.com/office/drawing/2010/main" val="0"/>
@@ -544,6 +616,11 @@
           </wp:inline>
         </w:drawing>
       </w:r>
+    </w:p>
+    <w:p>
+      <w:pPr>
+        <w:spacing w:line="360" w:lineRule="auto"/>
+      </w:pPr>
     </w:p>
     <w:sectPr>
       <w:pgSz w:w="11906" w:h="16838"/>
